--- a/tutorial.docx
+++ b/tutorial.docx
@@ -391,6 +391,10 @@
         <w:t>├── app.py                 ← The web application (entry point)</w:t>
         <w:br/>
         <w:t>├── requirements.txt       ← List of Python packages to install</w:t>
+        <w:br/>
+        <w:t>├── styles/                ← UI stylesheets</w:t>
+        <w:br/>
+        <w:t>│   └── main.css           ← Custom CSS for the Streamlit interface</w:t>
         <w:br/>
         <w:t>│</w:t>
         <w:br/>
@@ -1476,6 +1480,17 @@
       </w:r>
       <w:r>
         <w:t>: Creates the left navigation panel with menu items.</w:t>
+      </w:r>
+    </w:p>
+    <w:p>
+      <w:pPr>
+        <w:pStyle w:val="ListBullet"/>
+      </w:pPr>
+      <w:r>
+        <w:rPr>
+          <w:b/>
+        </w:rPr>
+        <w:t>styles/main.css: All custom CSS lives in this dedicated file and is loaded once at startup with Path(__file__).parent / 'styles' / 'main.css'. To restyle the app, edit only this file — no Python changes needed.</w:t>
       </w:r>
     </w:p>
     <w:p>
